--- a/Dars materiallari 2025-2026/Python dasturlash tili 2025-2026/5-kurs/1.10 Funksiya/1.10.0 Funksiya.docx
+++ b/Dars materiallari 2025-2026/Python dasturlash tili 2025-2026/5-kurs/1.10 Funksiya/1.10.0 Funksiya.docx
@@ -8680,7 +8680,6 @@
         <w:pStyle w:val="HTML0"/>
         <w:shd w:val="clear" w:color="auto" w:fill="002828"/>
         <w:spacing w:after="120"/>
-        <w:jc w:val="both"/>
         <w:rPr>
           <w:rFonts w:ascii="Consolas" w:hAnsi="Consolas"/>
           <w:color w:val="C3CEE3"/>
@@ -8784,6 +8783,8 @@
         </w:rPr>
         <w:t>.</w:t>
       </w:r>
+      <w:bookmarkStart w:id="0" w:name="_GoBack"/>
+      <w:bookmarkEnd w:id="0"/>
       <w:r>
         <w:rPr>
           <w:rFonts w:ascii="Consolas" w:hAnsi="Consolas"/>
@@ -8900,12 +8901,9 @@
       </w:r>
     </w:p>
     <w:p>
-      <w:pPr>
-        <w:jc w:val="both"/>
-      </w:pPr>
       <w:r>
         <w:pict w14:anchorId="26B80C73">
-          <v:rect id="_x0000_i1034" style="width:0;height:1.5pt" o:hralign="center" o:hrstd="t" o:hr="t" fillcolor="#a0a0a0" stroked="f"/>
+          <v:rect id="_x0000_i1034" style="width:0;height:1.5pt" o:hrstd="t" o:hr="t" fillcolor="#a0a0a0" stroked="f"/>
         </w:pict>
       </w:r>
     </w:p>
@@ -29629,8 +29627,6 @@
           <w:szCs w:val="32"/>
         </w:rPr>
       </w:pPr>
-      <w:bookmarkStart w:id="0" w:name="_GoBack"/>
-      <w:bookmarkEnd w:id="0"/>
     </w:p>
     <w:sectPr>
       <w:footerReference w:type="default" r:id="rId7"/>
